--- a/AI Fundamentals Course/Week 3/Week3_Assignment_Solution.docx
+++ b/AI Fundamentals Course/Week 3/Week3_Assignment_Solution.docx
@@ -399,49 +399,49 @@
         </w:rPr>
       </w:pPr>
       <w:r>
-        <w:t xml:space="preserve">Conv1: (224+2*3-7)/2+1 = 116×116×64</w:t>
-      </w:r>
-    </w:p>
-    <w:p>
-      <w:pPr>
-        <w:spacing w:after="120" w:line="360"/>
-        <w:jc w:val="left"/>
-        <w:rPr>
-          <w:color w:val="1A1A2E"/>
-          <w:sz w:val="22"/>
-          <w:szCs w:val="22"/>
-        </w:rPr>
-      </w:pPr>
-      <w:r>
-        <w:t xml:space="preserve">MaxPool1: (116-3)/2+1 = 57×57×64</w:t>
-      </w:r>
-    </w:p>
-    <w:p>
-      <w:pPr>
-        <w:spacing w:after="120" w:line="360"/>
-        <w:jc w:val="left"/>
-        <w:rPr>
-          <w:color w:val="1A1A2E"/>
-          <w:sz w:val="22"/>
-          <w:szCs w:val="22"/>
-        </w:rPr>
-      </w:pPr>
-      <w:r>
-        <w:t xml:space="preserve">Conv2: (57+2*1-3)/1+1 = 57×57×128</w:t>
-      </w:r>
-    </w:p>
-    <w:p>
-      <w:pPr>
-        <w:spacing w:after="120" w:line="360"/>
-        <w:jc w:val="left"/>
-        <w:rPr>
-          <w:color w:val="1A1A2E"/>
-          <w:sz w:val="22"/>
-          <w:szCs w:val="22"/>
-        </w:rPr>
-      </w:pPr>
-      <w:r>
-        <w:t xml:space="preserve">MaxPool2: (57-2)/2+1 = 28×28×128</w:t>
+        <w:t>Conv1: floor((224+2*3-7)/2)+1 = 112 → 112×112×64</w:t>
+      </w:r>
+    </w:p>
+    <w:p>
+      <w:pPr>
+        <w:spacing w:after="120" w:line="360"/>
+        <w:jc w:val="left"/>
+        <w:rPr>
+          <w:color w:val="1A1A2E"/>
+          <w:sz w:val="22"/>
+          <w:szCs w:val="22"/>
+        </w:rPr>
+      </w:pPr>
+      <w:r>
+        <w:t>MaxPool1 (3×3, stride 2, padding 1, standard ResNet stem): floor((112+2*1-3)/2)+1 = 56 → 56×56×64</w:t>
+      </w:r>
+    </w:p>
+    <w:p>
+      <w:pPr>
+        <w:spacing w:after="120" w:line="360"/>
+        <w:jc w:val="left"/>
+        <w:rPr>
+          <w:color w:val="1A1A2E"/>
+          <w:sz w:val="22"/>
+          <w:szCs w:val="22"/>
+        </w:rPr>
+      </w:pPr>
+      <w:r>
+        <w:t>Conv2: (56+2*1-3)/1+1 = 56 → 56×56×128</w:t>
+      </w:r>
+    </w:p>
+    <w:p>
+      <w:pPr>
+        <w:spacing w:after="120" w:line="360"/>
+        <w:jc w:val="left"/>
+        <w:rPr>
+          <w:color w:val="1A1A2E"/>
+          <w:sz w:val="22"/>
+          <w:szCs w:val="22"/>
+        </w:rPr>
+      </w:pPr>
+      <w:r>
+        <w:t>MaxPool2: (56-2)/2+1 = 28 → 28×28×128</w:t>
       </w:r>
     </w:p>
     <w:p>
